--- a/faq-builder/deliverables/PrimeroEdge-Production-Orders-FAQ.docx
+++ b/faq-builder/deliverables/PrimeroEdge-Production-Orders-FAQ.docx
@@ -183,7 +183,7 @@
           <w:color w:val="8A8A8A"/>
           <w:sz w:val="17"/>
         </w:rPr>
-        <w:t>Source support cases: Tickets 319642, 303473, 302342</w:t>
+        <w:t>Source support cases: Ticket 303473</w:t>
       </w:r>
     </w:p>
     <w:p>
@@ -340,7 +340,7 @@
           <w:color w:val="8A8A8A"/>
           <w:sz w:val="17"/>
         </w:rPr>
-        <w:t>Source support cases: Tickets 292372, 295097, 308645, 310056, 300957, 304956</w:t>
+        <w:t>Source support cases: Tickets 292372, 295097, 308645, 310056, 304956</w:t>
       </w:r>
     </w:p>
     <w:p>
@@ -611,7 +611,7 @@
           <w:color w:val="8A8A8A"/>
           <w:sz w:val="17"/>
         </w:rPr>
-        <w:t>Source support cases: Tickets 290901, 292475, 313846, 290811, 294421, 298149, 302528</w:t>
+        <w:t>Source support cases: Tickets 290901, 292475, 313846, 302528</w:t>
       </w:r>
     </w:p>
     <w:p>
@@ -815,7 +815,7 @@
           <w:color w:val="8A8A8A"/>
           <w:sz w:val="17"/>
         </w:rPr>
-        <w:t>Source support cases: Tickets 308597, 313846</w:t>
+        <w:t>Source support cases: Ticket 313846</w:t>
       </w:r>
     </w:p>
     <w:p>
@@ -882,7 +882,7 @@
           <w:color w:val="8A8A8A"/>
           <w:sz w:val="17"/>
         </w:rPr>
-        <w:t>Source support cases: Tickets 300723, 296638</w:t>
+        <w:t>Source support cases: Ticket 300723</w:t>
       </w:r>
     </w:p>
     <w:p>
